--- a/common/template/document/statement_student.docx
+++ b/common/template/document/statement_student.docx
@@ -1,6 +1,6 @@
 
 <file path=word/document.xml><?xml version="1.0" encoding="utf-8"?>
-<w:document xmlns:wpc="http://schemas.microsoft.com/office/word/2010/wordprocessingCanvas" xmlns:cx="http://schemas.microsoft.com/office/drawing/2014/chartex" xmlns:cx1="http://schemas.microsoft.com/office/drawing/2015/9/8/chartex" xmlns:cx2="http://schemas.microsoft.com/office/drawing/2015/10/21/chartex" xmlns:cx3="http://schemas.microsoft.com/office/drawing/2016/5/9/chartex" xmlns:cx4="http://schemas.microsoft.com/office/drawing/2016/5/10/chartex" xmlns:cx5="http://schemas.microsoft.com/office/drawing/2016/5/11/chartex" xmlns:cx6="http://schemas.microsoft.com/office/drawing/2016/5/12/chartex" xmlns:cx7="http://schemas.microsoft.com/office/drawing/2016/5/13/chartex" xmlns:cx8="http://schemas.microsoft.com/office/drawing/2016/5/14/chartex" xmlns:mc="http://schemas.openxmlformats.org/markup-compatibility/2006" xmlns:aink="http://schemas.microsoft.com/office/drawing/2016/ink" xmlns:am3d="http://schemas.microsoft.com/office/drawing/2017/model3d" xmlns:o="urn:schemas-microsoft-com:office:office" xmlns:oel="http://schemas.microsoft.com/office/2019/extlst" xmlns:r="http://schemas.openxmlformats.org/officeDocument/2006/relationships" xmlns:m="http://schemas.openxmlformats.org/officeDocument/2006/math" xmlns:v="urn:schemas-microsoft-com:vml" xmlns:wp14="http://schemas.microsoft.com/office/word/2010/wordprocessingDrawing" xmlns:wp="http://schemas.openxmlformats.org/drawingml/2006/wordprocessingDrawing" xmlns:w10="urn:schemas-microsoft-com:office:word" xmlns:w="http://schemas.openxmlformats.org/wordprocessingml/2006/main" xmlns:w14="http://schemas.microsoft.com/office/word/2010/wordml" xmlns:w15="http://schemas.microsoft.com/office/word/2012/wordml" xmlns:w16cex="http://schemas.microsoft.com/office/word/2018/wordml/cex" xmlns:w16cid="http://schemas.microsoft.com/office/word/2016/wordml/cid" xmlns:w16="http://schemas.microsoft.com/office/word/2018/wordml" xmlns:w16sdtdh="http://schemas.microsoft.com/office/word/2020/wordml/sdtdatahash" xmlns:w16se="http://schemas.microsoft.com/office/word/2015/wordml/symex" xmlns:wpg="http://schemas.microsoft.com/office/word/2010/wordprocessingGroup" xmlns:wpi="http://schemas.microsoft.com/office/word/2010/wordprocessingInk" xmlns:wne="http://schemas.microsoft.com/office/word/2006/wordml" xmlns:wps="http://schemas.microsoft.com/office/word/2010/wordprocessingShape" mc:Ignorable="w14 w15 w16se w16cid w16 w16cex w16sdtdh wp14">
+<w:document xmlns:wpc="http://schemas.microsoft.com/office/word/2010/wordprocessingCanvas" xmlns:mc="http://schemas.openxmlformats.org/markup-compatibility/2006" xmlns:o="urn:schemas-microsoft-com:office:office" xmlns:r="http://schemas.openxmlformats.org/officeDocument/2006/relationships" xmlns:m="http://schemas.openxmlformats.org/officeDocument/2006/math" xmlns:v="urn:schemas-microsoft-com:vml" xmlns:wp14="http://schemas.microsoft.com/office/word/2010/wordprocessingDrawing" xmlns:wp="http://schemas.openxmlformats.org/drawingml/2006/wordprocessingDrawing" xmlns:w10="urn:schemas-microsoft-com:office:word" xmlns:w="http://schemas.openxmlformats.org/wordprocessingml/2006/main" xmlns:w14="http://schemas.microsoft.com/office/word/2010/wordml" xmlns:w15="http://schemas.microsoft.com/office/word/2012/wordml" xmlns:wpg="http://schemas.microsoft.com/office/word/2010/wordprocessingGroup" xmlns:wpi="http://schemas.microsoft.com/office/word/2010/wordprocessingInk" xmlns:wne="http://schemas.microsoft.com/office/word/2006/wordml" xmlns:wps="http://schemas.microsoft.com/office/word/2010/wordprocessingShape" mc:Ignorable="w14 w15 wp14">
   <w:body>
     <w:p>
       <w:pPr>
@@ -5498,7 +5498,7 @@
     <w:tbl>
       <w:tblPr>
         <w:tblW w:w="0" w:type="auto"/>
-        <w:tblInd w:w="-3" w:type="dxa"/>
+        <w:tblInd w:w="-6" w:type="dxa"/>
         <w:tblCellMar>
           <w:top w:w="15" w:type="dxa"/>
           <w:left w:w="15" w:type="dxa"/>
@@ -5853,88 +5853,11 @@
                 <w:color w:val="000000"/>
                 <w:sz w:val="20"/>
                 <w:szCs w:val="20"/>
-              </w:rPr>
-            </w:pPr>
-            <w:r>
-              <w:rPr>
-                <w:rFonts w:ascii="Times New Roman" w:hAnsi="Times New Roman"/>
-                <w:color w:val="000000"/>
-                <w:sz w:val="20"/>
-                <w:szCs w:val="20"/>
-              </w:rPr>
-              <w:t>https://ok.ru/</w:t>
-            </w:r>
-          </w:p>
-        </w:tc>
-        <w:tc>
-          <w:tcPr>
-            <w:tcW w:w="5947" w:type="dxa"/>
-            <w:tcBorders>
-              <w:top w:val="single" w:sz="4" w:space="0" w:color="auto"/>
-              <w:left w:val="single" w:sz="4" w:space="0" w:color="auto"/>
-              <w:bottom w:val="single" w:sz="4" w:space="0" w:color="auto"/>
-              <w:right w:val="single" w:sz="4" w:space="0" w:color="auto"/>
-            </w:tcBorders>
-            <w:tcMar>
-              <w:top w:w="75" w:type="dxa"/>
-              <w:left w:w="75" w:type="dxa"/>
-              <w:bottom w:w="75" w:type="dxa"/>
-              <w:right w:w="75" w:type="dxa"/>
-            </w:tcMar>
-            <w:vAlign w:val="center"/>
-          </w:tcPr>
-          <w:p>
-            <w:pPr>
-              <w:rPr>
-                <w:rFonts w:ascii="Times New Roman" w:hAnsi="Times New Roman"/>
-                <w:color w:val="000000"/>
-                <w:sz w:val="20"/>
-                <w:szCs w:val="20"/>
-              </w:rPr>
-            </w:pPr>
-            <w:r>
-              <w:rPr>
-                <w:rFonts w:ascii="Times New Roman" w:hAnsi="Times New Roman"/>
-                <w:color w:val="000000"/>
-                <w:sz w:val="20"/>
-                <w:szCs w:val="20"/>
-              </w:rPr>
-              <w:t>Предоставление сведений неограниченному кругу лиц</w:t>
-            </w:r>
-          </w:p>
-        </w:tc>
-      </w:tr>
-      <w:tr>
-        <w:trPr>
-          <w:trHeight w:val="20"/>
-        </w:trPr>
-        <w:tc>
-          <w:tcPr>
-            <w:tcW w:w="3064" w:type="dxa"/>
-            <w:tcBorders>
-              <w:top w:val="single" w:sz="4" w:space="0" w:color="auto"/>
-              <w:left w:val="single" w:sz="4" w:space="0" w:color="auto"/>
-              <w:bottom w:val="single" w:sz="4" w:space="0" w:color="auto"/>
-              <w:right w:val="single" w:sz="4" w:space="0" w:color="auto"/>
-            </w:tcBorders>
-            <w:tcMar>
-              <w:top w:w="75" w:type="dxa"/>
-              <w:left w:w="75" w:type="dxa"/>
-              <w:bottom w:w="75" w:type="dxa"/>
-              <w:right w:w="75" w:type="dxa"/>
-            </w:tcMar>
-            <w:vAlign w:val="center"/>
-          </w:tcPr>
-          <w:p>
-            <w:pPr>
-              <w:rPr>
-                <w:rFonts w:ascii="Times New Roman" w:hAnsi="Times New Roman"/>
-                <w:color w:val="000000"/>
-                <w:sz w:val="20"/>
-                <w:szCs w:val="20"/>
                 <w:lang w:val="en-US"/>
               </w:rPr>
             </w:pPr>
+            <w:bookmarkStart w:id="0" w:name="_GoBack"/>
+            <w:bookmarkEnd w:id="0"/>
             <w:r>
               <w:rPr>
                 <w:rFonts w:ascii="Times New Roman" w:hAnsi="Times New Roman"/>
@@ -5943,17 +5866,7 @@
                 <w:szCs w:val="20"/>
                 <w:lang w:val="en-US"/>
               </w:rPr>
-              <w:t>T</w:t>
-            </w:r>
-            <w:r>
-              <w:rPr>
-                <w:rFonts w:ascii="Times New Roman" w:hAnsi="Times New Roman"/>
-                <w:color w:val="000000"/>
-                <w:sz w:val="20"/>
-                <w:szCs w:val="20"/>
-                <w:lang w:val="en-US"/>
-              </w:rPr>
-              <w:t>elegram</w:t>
+              <w:t>МАХ</w:t>
             </w:r>
           </w:p>
         </w:tc>
@@ -9666,7 +9579,7 @@
 </file>
 
 <file path=word/endnotes.xml><?xml version="1.0" encoding="utf-8"?>
-<w:endnotes xmlns:wpc="http://schemas.microsoft.com/office/word/2010/wordprocessingCanvas" xmlns:cx="http://schemas.microsoft.com/office/drawing/2014/chartex" xmlns:cx1="http://schemas.microsoft.com/office/drawing/2015/9/8/chartex" xmlns:cx2="http://schemas.microsoft.com/office/drawing/2015/10/21/chartex" xmlns:cx3="http://schemas.microsoft.com/office/drawing/2016/5/9/chartex" xmlns:cx4="http://schemas.microsoft.com/office/drawing/2016/5/10/chartex" xmlns:cx5="http://schemas.microsoft.com/office/drawing/2016/5/11/chartex" xmlns:cx6="http://schemas.microsoft.com/office/drawing/2016/5/12/chartex" xmlns:cx7="http://schemas.microsoft.com/office/drawing/2016/5/13/chartex" xmlns:cx8="http://schemas.microsoft.com/office/drawing/2016/5/14/chartex" xmlns:mc="http://schemas.openxmlformats.org/markup-compatibility/2006" xmlns:aink="http://schemas.microsoft.com/office/drawing/2016/ink" xmlns:am3d="http://schemas.microsoft.com/office/drawing/2017/model3d" xmlns:o="urn:schemas-microsoft-com:office:office" xmlns:oel="http://schemas.microsoft.com/office/2019/extlst" xmlns:r="http://schemas.openxmlformats.org/officeDocument/2006/relationships" xmlns:m="http://schemas.openxmlformats.org/officeDocument/2006/math" xmlns:v="urn:schemas-microsoft-com:vml" xmlns:wp14="http://schemas.microsoft.com/office/word/2010/wordprocessingDrawing" xmlns:wp="http://schemas.openxmlformats.org/drawingml/2006/wordprocessingDrawing" xmlns:w10="urn:schemas-microsoft-com:office:word" xmlns:w="http://schemas.openxmlformats.org/wordprocessingml/2006/main" xmlns:w14="http://schemas.microsoft.com/office/word/2010/wordml" xmlns:w15="http://schemas.microsoft.com/office/word/2012/wordml" xmlns:w16cex="http://schemas.microsoft.com/office/word/2018/wordml/cex" xmlns:w16cid="http://schemas.microsoft.com/office/word/2016/wordml/cid" xmlns:w16="http://schemas.microsoft.com/office/word/2018/wordml" xmlns:w16sdtdh="http://schemas.microsoft.com/office/word/2020/wordml/sdtdatahash" xmlns:w16se="http://schemas.microsoft.com/office/word/2015/wordml/symex" xmlns:wpg="http://schemas.microsoft.com/office/word/2010/wordprocessingGroup" xmlns:wpi="http://schemas.microsoft.com/office/word/2010/wordprocessingInk" xmlns:wne="http://schemas.microsoft.com/office/word/2006/wordml" xmlns:wps="http://schemas.microsoft.com/office/word/2010/wordprocessingShape" mc:Ignorable="w14 w15 w16se w16cid w16 w16cex w16sdtdh wp14">
+<w:endnotes xmlns:wpc="http://schemas.microsoft.com/office/word/2010/wordprocessingCanvas" xmlns:mc="http://schemas.openxmlformats.org/markup-compatibility/2006" xmlns:o="urn:schemas-microsoft-com:office:office" xmlns:r="http://schemas.openxmlformats.org/officeDocument/2006/relationships" xmlns:m="http://schemas.openxmlformats.org/officeDocument/2006/math" xmlns:v="urn:schemas-microsoft-com:vml" xmlns:wp14="http://schemas.microsoft.com/office/word/2010/wordprocessingDrawing" xmlns:wp="http://schemas.openxmlformats.org/drawingml/2006/wordprocessingDrawing" xmlns:w10="urn:schemas-microsoft-com:office:word" xmlns:w="http://schemas.openxmlformats.org/wordprocessingml/2006/main" xmlns:w14="http://schemas.microsoft.com/office/word/2010/wordml" xmlns:w15="http://schemas.microsoft.com/office/word/2012/wordml" xmlns:wpg="http://schemas.microsoft.com/office/word/2010/wordprocessingGroup" xmlns:wpi="http://schemas.microsoft.com/office/word/2010/wordprocessingInk" xmlns:wne="http://schemas.microsoft.com/office/word/2006/wordml" xmlns:wps="http://schemas.microsoft.com/office/word/2010/wordprocessingShape" mc:Ignorable="w14 w15 wp14">
   <w:endnote w:type="separator" w:id="-1">
     <w:p>
       <w:pPr>
@@ -9691,7 +9604,7 @@
 </file>
 
 <file path=word/footnotes.xml><?xml version="1.0" encoding="utf-8"?>
-<w:footnotes xmlns:wpc="http://schemas.microsoft.com/office/word/2010/wordprocessingCanvas" xmlns:cx="http://schemas.microsoft.com/office/drawing/2014/chartex" xmlns:cx1="http://schemas.microsoft.com/office/drawing/2015/9/8/chartex" xmlns:cx2="http://schemas.microsoft.com/office/drawing/2015/10/21/chartex" xmlns:cx3="http://schemas.microsoft.com/office/drawing/2016/5/9/chartex" xmlns:cx4="http://schemas.microsoft.com/office/drawing/2016/5/10/chartex" xmlns:cx5="http://schemas.microsoft.com/office/drawing/2016/5/11/chartex" xmlns:cx6="http://schemas.microsoft.com/office/drawing/2016/5/12/chartex" xmlns:cx7="http://schemas.microsoft.com/office/drawing/2016/5/13/chartex" xmlns:cx8="http://schemas.microsoft.com/office/drawing/2016/5/14/chartex" xmlns:mc="http://schemas.openxmlformats.org/markup-compatibility/2006" xmlns:aink="http://schemas.microsoft.com/office/drawing/2016/ink" xmlns:am3d="http://schemas.microsoft.com/office/drawing/2017/model3d" xmlns:o="urn:schemas-microsoft-com:office:office" xmlns:oel="http://schemas.microsoft.com/office/2019/extlst" xmlns:r="http://schemas.openxmlformats.org/officeDocument/2006/relationships" xmlns:m="http://schemas.openxmlformats.org/officeDocument/2006/math" xmlns:v="urn:schemas-microsoft-com:vml" xmlns:wp14="http://schemas.microsoft.com/office/word/2010/wordprocessingDrawing" xmlns:wp="http://schemas.openxmlformats.org/drawingml/2006/wordprocessingDrawing" xmlns:w10="urn:schemas-microsoft-com:office:word" xmlns:w="http://schemas.openxmlformats.org/wordprocessingml/2006/main" xmlns:w14="http://schemas.microsoft.com/office/word/2010/wordml" xmlns:w15="http://schemas.microsoft.com/office/word/2012/wordml" xmlns:w16cex="http://schemas.microsoft.com/office/word/2018/wordml/cex" xmlns:w16cid="http://schemas.microsoft.com/office/word/2016/wordml/cid" xmlns:w16="http://schemas.microsoft.com/office/word/2018/wordml" xmlns:w16sdtdh="http://schemas.microsoft.com/office/word/2020/wordml/sdtdatahash" xmlns:w16se="http://schemas.microsoft.com/office/word/2015/wordml/symex" xmlns:wpg="http://schemas.microsoft.com/office/word/2010/wordprocessingGroup" xmlns:wpi="http://schemas.microsoft.com/office/word/2010/wordprocessingInk" xmlns:wne="http://schemas.microsoft.com/office/word/2006/wordml" xmlns:wps="http://schemas.microsoft.com/office/word/2010/wordprocessingShape" mc:Ignorable="w14 w15 w16se w16cid w16 w16cex w16sdtdh wp14">
+<w:footnotes xmlns:wpc="http://schemas.microsoft.com/office/word/2010/wordprocessingCanvas" xmlns:mc="http://schemas.openxmlformats.org/markup-compatibility/2006" xmlns:o="urn:schemas-microsoft-com:office:office" xmlns:r="http://schemas.openxmlformats.org/officeDocument/2006/relationships" xmlns:m="http://schemas.openxmlformats.org/officeDocument/2006/math" xmlns:v="urn:schemas-microsoft-com:vml" xmlns:wp14="http://schemas.microsoft.com/office/word/2010/wordprocessingDrawing" xmlns:wp="http://schemas.openxmlformats.org/drawingml/2006/wordprocessingDrawing" xmlns:w10="urn:schemas-microsoft-com:office:word" xmlns:w="http://schemas.openxmlformats.org/wordprocessingml/2006/main" xmlns:w14="http://schemas.microsoft.com/office/word/2010/wordml" xmlns:w15="http://schemas.microsoft.com/office/word/2012/wordml" xmlns:wpg="http://schemas.microsoft.com/office/word/2010/wordprocessingGroup" xmlns:wpi="http://schemas.microsoft.com/office/word/2010/wordprocessingInk" xmlns:wne="http://schemas.microsoft.com/office/word/2006/wordml" xmlns:wps="http://schemas.microsoft.com/office/word/2010/wordprocessingShape" mc:Ignorable="w14 w15 wp14">
   <w:footnote w:type="separator" w:id="-1">
     <w:p>
       <w:pPr>
@@ -9791,8 +9704,8 @@
 </file>
 
 <file path=word/numbering.xml><?xml version="1.0" encoding="utf-8"?>
-<w:numbering xmlns:wpc="http://schemas.microsoft.com/office/word/2010/wordprocessingCanvas" xmlns:cx="http://schemas.microsoft.com/office/drawing/2014/chartex" xmlns:cx1="http://schemas.microsoft.com/office/drawing/2015/9/8/chartex" xmlns:cx2="http://schemas.microsoft.com/office/drawing/2015/10/21/chartex" xmlns:cx3="http://schemas.microsoft.com/office/drawing/2016/5/9/chartex" xmlns:cx4="http://schemas.microsoft.com/office/drawing/2016/5/10/chartex" xmlns:cx5="http://schemas.microsoft.com/office/drawing/2016/5/11/chartex" xmlns:cx6="http://schemas.microsoft.com/office/drawing/2016/5/12/chartex" xmlns:cx7="http://schemas.microsoft.com/office/drawing/2016/5/13/chartex" xmlns:cx8="http://schemas.microsoft.com/office/drawing/2016/5/14/chartex" xmlns:mc="http://schemas.openxmlformats.org/markup-compatibility/2006" xmlns:aink="http://schemas.microsoft.com/office/drawing/2016/ink" xmlns:am3d="http://schemas.microsoft.com/office/drawing/2017/model3d" xmlns:o="urn:schemas-microsoft-com:office:office" xmlns:oel="http://schemas.microsoft.com/office/2019/extlst" xmlns:r="http://schemas.openxmlformats.org/officeDocument/2006/relationships" xmlns:m="http://schemas.openxmlformats.org/officeDocument/2006/math" xmlns:v="urn:schemas-microsoft-com:vml" xmlns:wp14="http://schemas.microsoft.com/office/word/2010/wordprocessingDrawing" xmlns:wp="http://schemas.openxmlformats.org/drawingml/2006/wordprocessingDrawing" xmlns:w10="urn:schemas-microsoft-com:office:word" xmlns:w="http://schemas.openxmlformats.org/wordprocessingml/2006/main" xmlns:w14="http://schemas.microsoft.com/office/word/2010/wordml" xmlns:w15="http://schemas.microsoft.com/office/word/2012/wordml" xmlns:w16cex="http://schemas.microsoft.com/office/word/2018/wordml/cex" xmlns:w16cid="http://schemas.microsoft.com/office/word/2016/wordml/cid" xmlns:w16="http://schemas.microsoft.com/office/word/2018/wordml" xmlns:w16sdtdh="http://schemas.microsoft.com/office/word/2020/wordml/sdtdatahash" xmlns:w16se="http://schemas.microsoft.com/office/word/2015/wordml/symex" xmlns:wpg="http://schemas.microsoft.com/office/word/2010/wordprocessingGroup" xmlns:wpi="http://schemas.microsoft.com/office/word/2010/wordprocessingInk" xmlns:wne="http://schemas.microsoft.com/office/word/2006/wordml" xmlns:wps="http://schemas.microsoft.com/office/word/2010/wordprocessingShape" mc:Ignorable="w14 w15 w16se w16cid w16 w16cex w16sdtdh wp14">
-  <w:abstractNum w:abstractNumId="0" w15:restartNumberingAfterBreak="0">
+<w:numbering xmlns:wpc="http://schemas.microsoft.com/office/word/2010/wordprocessingCanvas" xmlns:mc="http://schemas.openxmlformats.org/markup-compatibility/2006" xmlns:o="urn:schemas-microsoft-com:office:office" xmlns:r="http://schemas.openxmlformats.org/officeDocument/2006/relationships" xmlns:m="http://schemas.openxmlformats.org/officeDocument/2006/math" xmlns:v="urn:schemas-microsoft-com:vml" xmlns:wp14="http://schemas.microsoft.com/office/word/2010/wordprocessingDrawing" xmlns:wp="http://schemas.openxmlformats.org/drawingml/2006/wordprocessingDrawing" xmlns:w10="urn:schemas-microsoft-com:office:word" xmlns:w="http://schemas.openxmlformats.org/wordprocessingml/2006/main" xmlns:w14="http://schemas.microsoft.com/office/word/2010/wordml" xmlns:w15="http://schemas.microsoft.com/office/word/2012/wordml" xmlns:wpg="http://schemas.microsoft.com/office/word/2010/wordprocessingGroup" xmlns:wpi="http://schemas.microsoft.com/office/word/2010/wordprocessingInk" xmlns:wne="http://schemas.microsoft.com/office/word/2006/wordml" xmlns:wps="http://schemas.microsoft.com/office/word/2010/wordprocessingShape" mc:Ignorable="w14 w15 wp14">
+  <w:abstractNum w:abstractNumId="0">
     <w:nsid w:val="04CC27B6"/>
     <w:multiLevelType w:val="hybridMultilevel"/>
     <w:tmpl w:val="D3786116"/>
@@ -9902,7 +9815,7 @@
       </w:pPr>
     </w:lvl>
   </w:abstractNum>
-  <w:abstractNum w:abstractNumId="1" w15:restartNumberingAfterBreak="0">
+  <w:abstractNum w:abstractNumId="1">
     <w:nsid w:val="3F9324E8"/>
     <w:multiLevelType w:val="hybridMultilevel"/>
     <w:tmpl w:val="8A8A7A7E"/>
@@ -10015,7 +9928,7 @@
       </w:rPr>
     </w:lvl>
   </w:abstractNum>
-  <w:num w:numId="1" w16cid:durableId="1891528815">
+  <w:num w:numId="1">
     <w:abstractNumId w:val="0"/>
     <w:lvlOverride w:ilvl="0">
       <w:startOverride w:val="1"/>
@@ -10045,14 +9958,14 @@
       <w:startOverride w:val="1"/>
     </w:lvlOverride>
   </w:num>
-  <w:num w:numId="2" w16cid:durableId="673456001">
+  <w:num w:numId="2">
     <w:abstractNumId w:val="1"/>
   </w:num>
 </w:numbering>
 </file>
 
 <file path=word/styles.xml><?xml version="1.0" encoding="utf-8"?>
-<w:styles xmlns:mc="http://schemas.openxmlformats.org/markup-compatibility/2006" xmlns:r="http://schemas.openxmlformats.org/officeDocument/2006/relationships" xmlns:w="http://schemas.openxmlformats.org/wordprocessingml/2006/main" xmlns:w14="http://schemas.microsoft.com/office/word/2010/wordml" xmlns:w15="http://schemas.microsoft.com/office/word/2012/wordml" xmlns:w16cex="http://schemas.microsoft.com/office/word/2018/wordml/cex" xmlns:w16cid="http://schemas.microsoft.com/office/word/2016/wordml/cid" xmlns:w16="http://schemas.microsoft.com/office/word/2018/wordml" xmlns:w16sdtdh="http://schemas.microsoft.com/office/word/2020/wordml/sdtdatahash" xmlns:w16se="http://schemas.microsoft.com/office/word/2015/wordml/symex" mc:Ignorable="w14 w15 w16se w16cid w16 w16cex w16sdtdh">
+<w:styles xmlns:mc="http://schemas.openxmlformats.org/markup-compatibility/2006" xmlns:r="http://schemas.openxmlformats.org/officeDocument/2006/relationships" xmlns:w="http://schemas.openxmlformats.org/wordprocessingml/2006/main" xmlns:w14="http://schemas.microsoft.com/office/word/2010/wordml" xmlns:w15="http://schemas.microsoft.com/office/word/2012/wordml" mc:Ignorable="w14 w15">
   <w:docDefaults>
     <w:rPrDefault>
       <w:rPr>
@@ -10068,7 +9981,7 @@
       </w:pPr>
     </w:pPrDefault>
   </w:docDefaults>
-  <w:latentStyles w:defLockedState="0" w:defUIPriority="99" w:defSemiHidden="0" w:defUnhideWhenUsed="0" w:defQFormat="0" w:count="376">
+  <w:latentStyles w:defLockedState="0" w:defUIPriority="99" w:defSemiHidden="0" w:defUnhideWhenUsed="0" w:defQFormat="0" w:count="371">
     <w:lsdException w:name="Normal" w:uiPriority="0" w:qFormat="1"/>
     <w:lsdException w:name="heading 1" w:uiPriority="9" w:qFormat="1"/>
     <w:lsdException w:name="heading 2" w:semiHidden="1" w:uiPriority="9" w:unhideWhenUsed="1" w:qFormat="1"/>
@@ -10174,6 +10087,7 @@
     <w:lsdException w:name="HTML Sample" w:semiHidden="1" w:unhideWhenUsed="1"/>
     <w:lsdException w:name="HTML Typewriter" w:semiHidden="1" w:unhideWhenUsed="1"/>
     <w:lsdException w:name="HTML Variable" w:semiHidden="1" w:unhideWhenUsed="1"/>
+    <w:lsdException w:name="Normal Table" w:semiHidden="1" w:unhideWhenUsed="1"/>
     <w:lsdException w:name="annotation subject" w:semiHidden="1" w:unhideWhenUsed="1"/>
     <w:lsdException w:name="No List" w:semiHidden="1" w:unhideWhenUsed="1"/>
     <w:lsdException w:name="Outline List 1" w:semiHidden="1" w:unhideWhenUsed="1"/>
@@ -10216,8 +10130,11 @@
     <w:lsdException w:name="Table Contemporary" w:semiHidden="1" w:unhideWhenUsed="1"/>
     <w:lsdException w:name="Table Elegant" w:semiHidden="1" w:unhideWhenUsed="1"/>
     <w:lsdException w:name="Table Professional" w:semiHidden="1" w:unhideWhenUsed="1"/>
+    <w:lsdException w:name="Table Subtle 1" w:semiHidden="1" w:unhideWhenUsed="1"/>
     <w:lsdException w:name="Table Subtle 2" w:semiHidden="1" w:unhideWhenUsed="1"/>
     <w:lsdException w:name="Table Web 1" w:semiHidden="1" w:unhideWhenUsed="1"/>
+    <w:lsdException w:name="Table Web 2" w:semiHidden="1" w:unhideWhenUsed="1"/>
+    <w:lsdException w:name="Table Web 3" w:semiHidden="1" w:unhideWhenUsed="1"/>
     <w:lsdException w:name="Balloon Text" w:semiHidden="1" w:unhideWhenUsed="1"/>
     <w:lsdException w:name="Table Grid" w:uiPriority="39"/>
     <w:lsdException w:name="Table Theme" w:semiHidden="1" w:unhideWhenUsed="1"/>
@@ -10436,11 +10353,6 @@
     <w:lsdException w:name="List Table 5 Dark Accent 6" w:uiPriority="50"/>
     <w:lsdException w:name="List Table 6 Colorful Accent 6" w:uiPriority="51"/>
     <w:lsdException w:name="List Table 7 Colorful Accent 6" w:uiPriority="52"/>
-    <w:lsdException w:name="Mention" w:semiHidden="1" w:unhideWhenUsed="1"/>
-    <w:lsdException w:name="Smart Hyperlink" w:semiHidden="1" w:unhideWhenUsed="1"/>
-    <w:lsdException w:name="Hashtag" w:semiHidden="1" w:unhideWhenUsed="1"/>
-    <w:lsdException w:name="Unresolved Mention" w:semiHidden="1" w:unhideWhenUsed="1"/>
-    <w:lsdException w:name="Smart Link" w:semiHidden="1" w:unhideWhenUsed="1"/>
   </w:latentStyles>
   <w:style w:type="paragraph" w:default="1" w:styleId="a">
     <w:name w:val="Normal"/>
@@ -10570,6 +10482,7 @@
       <w:spacing w:after="0" w:line="240" w:lineRule="auto"/>
     </w:pPr>
     <w:tblPr>
+      <w:tblInd w:w="0" w:type="dxa"/>
       <w:tblBorders>
         <w:top w:val="single" w:sz="4" w:space="0" w:color="auto"/>
         <w:left w:val="single" w:sz="4" w:space="0" w:color="auto"/>
@@ -10578,6 +10491,12 @@
         <w:insideH w:val="single" w:sz="4" w:space="0" w:color="auto"/>
         <w:insideV w:val="single" w:sz="4" w:space="0" w:color="auto"/>
       </w:tblBorders>
+      <w:tblCellMar>
+        <w:top w:w="0" w:type="dxa"/>
+        <w:left w:w="108" w:type="dxa"/>
+        <w:bottom w:w="0" w:type="dxa"/>
+        <w:right w:w="108" w:type="dxa"/>
+      </w:tblCellMar>
     </w:tblPr>
   </w:style>
   <w:style w:type="paragraph" w:styleId="HTML">
